--- a/paper/output/vgadash_semester_paper_draft.docx
+++ b/paper/output/vgadash_semester_paper_draft.docx
@@ -25,7 +25,7 @@
           <w:b w:val="0"/>
           <w:sz w:val="24"/>
         </w:rPr>
-        <w:t>&lt;Author 1&gt;, &lt;Author 2&gt;, &lt;Author 3&gt;</w:t>
+        <w:t>Aditya Giri, Harshita Tibra, Armaan Ahmed</w:t>
       </w:r>
     </w:p>
     <w:p>
@@ -38,7 +38,7 @@
           <w:b w:val="0"/>
           <w:sz w:val="22"/>
         </w:rPr>
-        <w:t>&lt;Department&gt;, &lt;Institute Name&gt;, &lt;City&gt;, &lt;Country&gt;</w:t>
+        <w:t>CSE, Ramdeobaba University, Nagpur</w:t>
       </w:r>
     </w:p>
     <w:p>
@@ -51,7 +51,7 @@
           <w:b w:val="0"/>
           <w:sz w:val="20"/>
         </w:rPr>
-        <w:t>&lt;email1@example.com&gt;, &lt;email2@example.com&gt;, &lt;email3@example.com&gt;</w:t>
+        <w:t>giriac@rknec.edu, tibrahd@rknec.edu, ahmeda@rknec.edu</w:t>
       </w:r>
     </w:p>
     <w:p>
@@ -710,6 +710,19 @@
           <w:sz w:val="20"/>
         </w:rPr>
         <w:t>VGADASH does not replace established kernel debugging tools; it occupies a different point in the design space. SysRq offers emergency commands but does not provide an integrated visual dashboard [1]. Netconsole exports logs to the network, which is powerful when networking is healthy but fragile when the network stack is itself part of the problem [3]. Pstore and ramoops preserve crash records across resets, but they are fundamentally post-event mechanisms [4]. Kdump captures rich crash-state data at significant setup cost and is aimed at post-mortem analysis [5]. Earlyprintk is valuable during early boot but is limited in scope and does not offer a persistent live dashboard view [6].</w:t>
+      </w:r>
+    </w:p>
+    <w:p>
+      <w:pPr>
+        <w:pStyle w:val="BodyText"/>
+        <w:jc w:val="both"/>
+      </w:pPr>
+      <w:r>
+        <w:rPr>
+          <w:rFonts w:ascii="Times New Roman" w:hAnsi="Times New Roman"/>
+          <w:sz w:val="20"/>
+        </w:rPr>
+        <w:t>Related systems work also helps position the project. Crash-only software argues that recovery-oriented systems should reduce the amount of state and machinery required to regain useful operation after failures [8]. That idea aligns with VGADASH's narrow fallback scope: preserve a small but dependable visibility path instead of reconstructing a full debugging environment. Otherworld explores application survival across kernel crashes by shifting recovery into a separate operating environment [9], which is conceptually adjacent but aimed at continuity rather than direct local observability. Reverse Debugging of Kernel Failures in Deployed Systems focuses on reconstructing kernel failures after deployment with reversible execution support [10]. In contrast, VGADASH is intentionally simpler and more immediate: it surfaces live failure-time information on the local screen rather than enabling post-hoc replay or heavyweight crash recovery.</w:t>
       </w:r>
     </w:p>
     <w:p>
@@ -1507,7 +1520,32 @@
         <w:t>[8] George Candea and Armando Fox, "Crash-Only Software," Proceedings of the 9th Workshop on Hot Topics in Operating Systems (HotOS IX), 2003.</w:t>
       </w:r>
     </w:p>
+    <w:p>
+      <w:pPr>
+        <w:pStyle w:val="references"/>
+      </w:pPr>
+      <w:r>
+        <w:rPr>
+          <w:rFonts w:ascii="Times New Roman" w:hAnsi="Times New Roman"/>
+          <w:sz w:val="20"/>
+        </w:rPr>
+        <w:t>[9] Alex Depoutovitch and Michael Stumm, "Otherworld: Giving Applications a Chance to Survive OS Kernel Crashes," Proceedings of the 14th ACM SIGOPS International Workshop on Hot Topics in Operating Systems, 2013, available at https://www.usenix.org/conference/hotos13/workshop-program/presentation/depoutovitch</w:t>
+      </w:r>
+    </w:p>
+    <w:p>
+      <w:pPr>
+        <w:pStyle w:val="references"/>
+      </w:pPr>
+      <w:r>
+        <w:rPr>
+          <w:rFonts w:ascii="Times New Roman" w:hAnsi="Times New Roman"/>
+          <w:sz w:val="20"/>
+        </w:rPr>
+        <w:t>[10] Xinyang Ge, Haowei Wu, Frank Mueller, and Xiangyu Zhang, "Reverse Debugging of Kernel Failures in Deployed Systems," 2020 USENIX Annual Technical Conference (USENIX ATC 20), available at https://www.usenix.org/conference/atc20/presentation/ge</w:t>
+      </w:r>
+    </w:p>
     <w:sectPr>
+      <w:footerReference w:type="default" r:id="rId22"/>
       <w:pgSz w:w="12240" w:h="15840"/>
       <w:pgMar w:top="1440" w:right="1440" w:bottom="1440" w:left="1440" w:header="720" w:footer="720" w:gutter="0"/>
       <w:pgNumType w:start="1"/>
@@ -1540,6 +1578,27 @@
     </w:p>
   </w:endnote>
 </w:endnotes>
+</file>
+
+<file path=word/footer1.xml><?xml version="1.0" encoding="utf-8"?>
+<w:ftr xmlns:m="http://schemas.openxmlformats.org/officeDocument/2006/math" xmlns:mc="http://schemas.openxmlformats.org/markup-compatibility/2006" xmlns:mo="http://schemas.microsoft.com/office/mac/office/2008/main" xmlns:mv="urn:schemas-microsoft-com:mac:vml" xmlns:o="urn:schemas-microsoft-com:office:office" xmlns:r="http://schemas.openxmlformats.org/officeDocument/2006/relationships" xmlns:v="urn:schemas-microsoft-com:vml" xmlns:w10="urn:schemas-microsoft-com:office:word" xmlns:w14="http://schemas.microsoft.com/office/word/2010/wordml" xmlns:w="http://schemas.openxmlformats.org/wordprocessingml/2006/main" xmlns:wne="http://schemas.microsoft.com/office/word/2006/wordml" xmlns:wp14="http://schemas.microsoft.com/office/word/2010/wordprocessingDrawing" xmlns:wp="http://schemas.openxmlformats.org/drawingml/2006/wordprocessingDrawing" xmlns:wpc="http://schemas.microsoft.com/office/word/2010/wordprocessingCanvas" xmlns:wpg="http://schemas.microsoft.com/office/word/2010/wordprocessingGroup" xmlns:wpi="http://schemas.microsoft.com/office/word/2010/wordprocessingInk" xmlns:wps="http://schemas.microsoft.com/office/word/2010/wordprocessingShape" mc:Ignorable="w14 wp14">
+  <w:p>
+    <w:pPr>
+      <w:pStyle w:val="Footer"/>
+      <w:jc w:val="center"/>
+    </w:pPr>
+    <w:r>
+      <w:rPr>
+        <w:rFonts w:ascii="Times New Roman" w:hAnsi="Times New Roman"/>
+        <w:sz w:val="20"/>
+      </w:rPr>
+      <w:fldChar w:fldCharType="begin"/>
+      <w:instrText xml:space="preserve">PAGE</w:instrText>
+      <w:fldChar w:fldCharType="separate"/>
+      <w:fldChar w:fldCharType="end"/>
+    </w:r>
+  </w:p>
+</w:ftr>
 </file>
 
 <file path=word/footnotes.xml><?xml version="1.0" encoding="utf-8"?>

--- a/paper/output/vgadash_semester_paper_draft.docx
+++ b/paper/output/vgadash_semester_paper_draft.docx
@@ -71,7 +71,7 @@
           <w:rFonts w:ascii="Times New Roman" w:hAnsi="Times New Roman"/>
           <w:sz w:val="20"/>
         </w:rPr>
-        <w:t>Kernel debugging becomes difficult precisely when it is most needed. During early boot failures, graphics stack regressions, failed userspace initialization, or network outages, a Linux machine may still be executing kernel code while becoming effectively unreachable to the developer. In those states, common observability tools such as `journalctl -k`, SSH-based diagnostics, or GUI consoles are either unavailable or unreliable. VGADASH addresses this problem by providing a small in-kernel dashboard rendered directly in VGA text mode. The system is designed as a local fallback visibility path that exposes recent kernel log activity and a compact summary of system state without depending on normal userspace interaction. Its primary operator interface is the keyboard through SysRq, allowing the dashboard to be shown or navigated even when shell access is impractical [1]. This paper presents the motivation, design, and current evaluation of VGADASH as a systems-oriented semester project. The contribution is not a general observability framework, but a lightweight, recovery-focused mechanism for machines that are alive yet difficult to debug. Validation is grounded in a reproducible Docker and QEMU workflow, live demonstrations, and automated snapshot-based checks that support the visual behavior with deterministic evidence [7].</w:t>
+        <w:t>Kernel debugging becomes difficult precisely when it is most needed. During early boot failures, graphics stack regressions, failed userspace initialization, or network outages, a Linux machine may still be executing kernel code while becoming effectively unreachable to the developer. In those states, common observability tools such as `journalctl -k`, SSH-based diagnostics, or GUI consoles are either unavailable or unreliable. VGADASH addresses this problem by providing a small in-kernel dashboard rendered directly in VGA text mode. The system is designed as a local fallback visibility path that exposes recent kernel log activity and a compact summary of system state without depending on normal userspace interaction. Its primary operator interface is the keyboard through SysRq, allowing the dashboard to be shown or navigated even when shell access is impractical [1]. The contribution is not a general observability framework, but a lightweight, recovery-focused mechanism for machines that are alive yet difficult to debug. Validation is grounded in a reproducible QEMU-based study and supporting snapshot checks that provide deterministic evidence for the visible behavior [7].</w:t>
       </w:r>
     </w:p>
     <w:p>
@@ -157,7 +157,20 @@
           <w:rFonts w:ascii="Times New Roman" w:hAnsi="Times New Roman"/>
           <w:sz w:val="20"/>
         </w:rPr>
-        <w:t>This paper makes three contributions. First, it frames failure-time observability as a dependency-reduction problem and motivates a local kernel-resident solution. Second, it presents the design of VGADASH as an integrated combination of VGA text rendering, in-kernel log capture, and SysRq-driven activation. Third, it evaluates the current prototype in a reproducible Docker and QEMU environment, showing that the design can be demonstrated, exercised, and regression-tested in a controlled manner [7].</w:t>
+        <w:t>This paper asks a focused research question: can a kernel-resident VGA dashboard preserve useful failure-time observability on an alive-but-unusable system with fewer dependencies than a userspace logging stack? The answer is explored through a prototype that reduces the dependency chain to a local display and a keyboard-triggered control path.</w:t>
+      </w:r>
+    </w:p>
+    <w:p>
+      <w:pPr>
+        <w:pStyle w:val="BodyText"/>
+        <w:jc w:val="both"/>
+      </w:pPr>
+      <w:r>
+        <w:rPr>
+          <w:rFonts w:ascii="Times New Roman" w:hAnsi="Times New Roman"/>
+          <w:sz w:val="20"/>
+        </w:rPr>
+        <w:t>This paper makes three contributions. First, it frames failure-time observability as a dependency-reduction problem and motivates a local kernel-resident solution. Second, it presents the design of VGADASH as an integrated combination of VGA text rendering, in-kernel log capture, and SysRq-driven activation. Third, it evaluates the system in a reproducible QEMU-based setting, showing that the design can be studied in a controlled manner [7].</w:t>
       </w:r>
     </w:p>
     <w:p>
@@ -184,7 +197,7 @@
           <w:rFonts w:ascii="Times New Roman" w:hAnsi="Times New Roman"/>
           <w:sz w:val="20"/>
         </w:rPr>
-        <w:t>The project is motivated by a common pattern in kernel and low-level systems work: the more experimental the environment becomes, the less reliable the normal debugging path is. Early boot hangs can occur before a usable shell appears. Driver changes can break suspend and resume or hang during probe. Network-based diagnostics disappear when NIC initialization or userspace networking fails. Graphics failures can leave a machine without a usable display stack even while the kernel continues to execute. In each case, the machine may be technically alive but operationally opaque.</w:t>
+        <w:t>The paper is motivated by a common pattern in kernel and low-level systems work: the more experimental the environment becomes, the less reliable the normal debugging path is. Early boot hangs can occur before a usable shell appears. Driver changes can break suspend and resume or hang during probe. Network-based diagnostics disappear when NIC initialization or userspace networking fails. Graphics failures can leave a machine without a usable display stack even while the kernel continues to execute. In each case, the machine may be technically alive but operationally opaque.</w:t>
       </w:r>
     </w:p>
     <w:p>
@@ -210,7 +223,7 @@
           <w:rFonts w:ascii="Times New Roman" w:hAnsi="Times New Roman"/>
           <w:sz w:val="20"/>
         </w:rPr>
-        <w:t>From this viewpoint, the project is best understood as a dependency minimization exercise. If the purpose is to recover some visibility in degraded states, then the display path should be as primitive and local as possible, the control path should not depend on a shell, and the information path should avoid fragile userspace services. That motivation directly leads to the choices at the heart of VGADASH: VGA text mode for display, SysRq for control, and in-kernel capture of recent logging activity. This emphasis on preserving a small working path through failure also aligns with broader systems thinking that reduces reliance on complex recovery chains [8].</w:t>
+        <w:t>From this viewpoint, the problem is best understood as a dependency minimization exercise. If the purpose is to recover some visibility in degraded states, then the display path should be as primitive and local as possible, the control path should not depend on a shell, and the information path should avoid fragile userspace services. That motivation directly leads to the choices at the heart of VGADASH: VGA text mode for display, SysRq for control, and in-kernel capture of recent logging activity. This emphasis on preserving a small working path through failure also aligns with broader systems thinking that reduces reliance on complex recovery chains [8].</w:t>
       </w:r>
     </w:p>
     <w:p>
@@ -395,7 +408,20 @@
           <w:b/>
           <w:sz w:val="24"/>
         </w:rPr>
-        <w:t>5. Key Technical Challenges</w:t>
+        <w:t>5. Evaluation</w:t>
+      </w:r>
+    </w:p>
+    <w:p>
+      <w:pPr>
+        <w:pStyle w:val="BodyText"/>
+        <w:jc w:val="both"/>
+      </w:pPr>
+      <w:r>
+        <w:rPr>
+          <w:rFonts w:ascii="Times New Roman" w:hAnsi="Times New Roman"/>
+          <w:sz w:val="20"/>
+        </w:rPr>
+        <w:t>The current evaluation is intentionally focused on operational scenarios rather than on performance microbenchmarks. The strongest claim made by this paper is that VGADASH is useful for systems that are still alive but have become difficult to inspect through normal userspace channels. This claim is examined in a controlled QEMU-based setting in which the dashboard is present before userspace becomes relevant, can be reached through SysRq, and can be checked against expected diagnostic output [7].</w:t>
       </w:r>
     </w:p>
     <w:p>
@@ -408,7 +434,7 @@
           <w:rFonts w:ascii="Times New Roman" w:hAnsi="Times New Roman"/>
           <w:sz w:val="22"/>
         </w:rPr>
-        <w:t>5.1 Logging Without Userspace</w:t>
+        <w:t>5.1 Methodology and Setup</w:t>
       </w:r>
     </w:p>
     <w:p>
@@ -421,7 +447,7 @@
           <w:rFonts w:ascii="Times New Roman" w:hAnsi="Times New Roman"/>
           <w:sz w:val="20"/>
         </w:rPr>
-        <w:t>The first major challenge is recovering recent kernel information without depending on userspace. A naive solution would simply tell the operator to use `journalctl -k` or `dmesg`, but that misses the project's target failure scenario. Those tools are only useful when the operator can still reach them. The project therefore treats userspace logging as an unreliable downstream consumer rather than as the primary observability mechanism.</w:t>
+        <w:t>Experiments were run in a reproducible QEMU environment using an initramfs that places VGADASH in the boot path before a normal interactive session would be required. The kernel command line keeps the system in a minimal text-console configuration, and SysRq is used to invoke the dashboard pages. For supporting checks, a known log marker is introduced into the kernel message path and the logs page is verified against that expected output. This setup focuses on validating the intended failure-time operating path rather than measuring performance.</w:t>
       </w:r>
     </w:p>
     <w:p>
@@ -434,125 +460,7 @@
           <w:rFonts w:ascii="Times New Roman" w:hAnsi="Times New Roman"/>
           <w:sz w:val="20"/>
         </w:rPr>
-        <w:t>The design response is to capture kernel-originated messages while they are still inside the kernel's own logging path [2]. Rather than depending on a later userspace retrieval step, VGADASH stores recent log output in a module-owned structure that can be rendered directly to the VGA dashboard. This aligns with the presentation's key insight: the information originates in the kernel, so if it can be captured and displayed there, one major dependency chain disappears.</w:t>
-      </w:r>
-    </w:p>
-    <w:p>
-      <w:pPr>
-        <w:pStyle w:val="Heading2"/>
-        <w:jc w:val="left"/>
-      </w:pPr>
-      <w:r>
-        <w:rPr>
-          <w:rFonts w:ascii="Times New Roman" w:hAnsi="Times New Roman"/>
-          <w:sz w:val="22"/>
-        </w:rPr>
-        <w:t>5.2 Activation During Degraded States</w:t>
-      </w:r>
-    </w:p>
-    <w:p>
-      <w:pPr>
-        <w:pStyle w:val="BodyText"/>
-        <w:jc w:val="both"/>
-      </w:pPr>
-      <w:r>
-        <w:rPr>
-          <w:rFonts w:ascii="Times New Roman" w:hAnsi="Times New Roman"/>
-          <w:sz w:val="20"/>
-        </w:rPr>
-        <w:t>The second challenge is activation. A dashboard that requires healthy shell access to become visible is less useful in exactly the situations the paper cares about. While secondary control paths may exist for development convenience, the real systems question is whether the operator can reach the dashboard when normal interaction has become unreliable.</w:t>
-      </w:r>
-    </w:p>
-    <w:p>
-      <w:pPr>
-        <w:pStyle w:val="BodyText"/>
-        <w:jc w:val="both"/>
-      </w:pPr>
-      <w:r>
-        <w:rPr>
-          <w:rFonts w:ascii="Times New Roman" w:hAnsi="Times New Roman"/>
-          <w:sz w:val="20"/>
-        </w:rPr>
-        <w:t>The response is SysRq-driven invocation and page selection [1]. By binding the main interaction model to keyboard-triggered emergency controls, VGADASH keeps activation close to the kernel and close to the machine. This does not remove all limitations. SysRq may be disabled, keyboard interrupts may fail, and hard lockups can still prevent useful execution. Even so, the SysRq path is a better match for the target failure mode than a shell-centered interaction model.</w:t>
-      </w:r>
-    </w:p>
-    <w:p>
-      <w:pPr>
-        <w:pStyle w:val="Heading2"/>
-        <w:jc w:val="left"/>
-      </w:pPr>
-      <w:r>
-        <w:rPr>
-          <w:rFonts w:ascii="Times New Roman" w:hAnsi="Times New Roman"/>
-          <w:sz w:val="22"/>
-        </w:rPr>
-        <w:t>5.3 Testing a Visual Kernel Mechanism</w:t>
-      </w:r>
-    </w:p>
-    <w:p>
-      <w:pPr>
-        <w:pStyle w:val="BodyText"/>
-        <w:jc w:val="both"/>
-      </w:pPr>
-      <w:r>
-        <w:rPr>
-          <w:rFonts w:ascii="Times New Roman" w:hAnsi="Times New Roman"/>
-          <w:sz w:val="20"/>
-        </w:rPr>
-        <w:t>The third challenge is evaluation. A VGA dashboard is fundamentally visual, but a paper cannot rely on screenshots alone, and CI cannot depend on manual inspection. Without a reproducible validation strategy, the project would collapse into a demo-only artifact.</w:t>
-      </w:r>
-    </w:p>
-    <w:p>
-      <w:pPr>
-        <w:pStyle w:val="BodyText"/>
-        <w:jc w:val="both"/>
-      </w:pPr>
-      <w:r>
-        <w:rPr>
-          <w:rFonts w:ascii="Times New Roman" w:hAnsi="Times New Roman"/>
-          <w:sz w:val="20"/>
-        </w:rPr>
-        <w:t>The response is to support the visual behavior with a controlled QEMU workflow and plain-text snapshots used for automated assertions [7]. The project boots the module in QEMU, injects known markers into the kernel message path, and checks that the expected page content is exported correctly. These checks do not replace the visual behavior; rather, they make it testable enough to support a technical paper with deterministic evidence instead of anecdotal screenshots.</w:t>
-      </w:r>
-    </w:p>
-    <w:p>
-      <w:pPr>
-        <w:pStyle w:val="Heading1"/>
-        <w:jc w:val="left"/>
-      </w:pPr>
-      <w:r>
-        <w:rPr>
-          <w:rFonts w:ascii="Times New Roman" w:hAnsi="Times New Roman"/>
-          <w:b/>
-          <w:sz w:val="24"/>
-        </w:rPr>
-        <w:t>6. Evaluation</w:t>
-      </w:r>
-    </w:p>
-    <w:p>
-      <w:pPr>
-        <w:pStyle w:val="BodyText"/>
-        <w:jc w:val="both"/>
-      </w:pPr>
-      <w:r>
-        <w:rPr>
-          <w:rFonts w:ascii="Times New Roman" w:hAnsi="Times New Roman"/>
-          <w:sz w:val="20"/>
-        </w:rPr>
-        <w:t>The current evaluation is intentionally focused on operational scenarios rather than on performance microbenchmarks. The strongest claim made by this paper is that VGADASH is useful for systems that are still alive but have become difficult to inspect through normal userspace channels. This claim is supported by a controlled Docker and QEMU workflow in which the dashboard can be loaded, invoked, navigated through SysRq-equivalent paths, and validated against expected output [7].</w:t>
-      </w:r>
-    </w:p>
-    <w:p>
-      <w:pPr>
-        <w:pStyle w:val="BodyText"/>
-        <w:jc w:val="both"/>
-      </w:pPr>
-      <w:r>
-        <w:rPr>
-          <w:rFonts w:ascii="Times New Roman" w:hAnsi="Times New Roman"/>
-          <w:sz w:val="20"/>
-        </w:rPr>
-        <w:t>Three results matter most. First, the logs page provides immediate visibility into recent kernel activity without relying on normal userspace log consumption as the primary narrative path. Second, SysRq-based invocation makes the dashboard reachable in a keyboard-driven recovery workflow that is much closer to the failure-time use case than a shell-first interface [1]. Third, the project's QEMU workflow supports reproducible regression checks, which makes the design more than a one-off visual demo.</w:t>
+        <w:t>Three results matter most. First, the logs page provides immediate visibility into recent kernel activity without relying on normal userspace log consumption as the primary narrative path. Second, SysRq-based invocation makes the dashboard reachable in a keyboard-driven recovery path that is much closer to the failure-time use case than a shell-first interface [1]. Third, the QEMU-based evaluation can be repeated consistently enough to support confidence in the observed behavior rather than relying on a single visual example.</w:t>
       </w:r>
     </w:p>
     <w:p>
@@ -674,6 +582,19 @@
     </w:p>
     <w:p>
       <w:pPr>
+        <w:pStyle w:val="Heading2"/>
+        <w:jc w:val="left"/>
+      </w:pPr>
+      <w:r>
+        <w:rPr>
+          <w:rFonts w:ascii="Times New Roman" w:hAnsi="Times New Roman"/>
+          <w:sz w:val="22"/>
+        </w:rPr>
+        <w:t>5.2 Reproducibility</w:t>
+      </w:r>
+    </w:p>
+    <w:p>
+      <w:pPr>
         <w:pStyle w:val="BodyText"/>
         <w:jc w:val="both"/>
       </w:pPr>
@@ -682,7 +603,46 @@
           <w:rFonts w:ascii="Times New Roman" w:hAnsi="Times New Roman"/>
           <w:sz w:val="20"/>
         </w:rPr>
-        <w:t>Packaging may be mentioned in one brief sentence as helping deployment and demonstration, but it should not appear as a result category or as a research contribution.</w:t>
+        <w:t>The implementation used for this study is available at https://github.com/adityagiri3600/vgadash. This matters primarily for reproducibility: the evaluation can be repeated from the same code base and with the same QEMU-oriented setup used for the examples discussed here.</w:t>
+      </w:r>
+    </w:p>
+    <w:p>
+      <w:pPr>
+        <w:pStyle w:val="Heading2"/>
+        <w:jc w:val="left"/>
+      </w:pPr>
+      <w:r>
+        <w:rPr>
+          <w:rFonts w:ascii="Times New Roman" w:hAnsi="Times New Roman"/>
+          <w:sz w:val="22"/>
+        </w:rPr>
+        <w:t>5.3 Controlled Probe-Hang Case Study</w:t>
+      </w:r>
+    </w:p>
+    <w:p>
+      <w:pPr>
+        <w:pStyle w:val="BodyText"/>
+        <w:jc w:val="both"/>
+      </w:pPr>
+      <w:r>
+        <w:rPr>
+          <w:rFonts w:ascii="Times New Roman" w:hAnsi="Times New Roman"/>
+          <w:sz w:val="20"/>
+        </w:rPr>
+        <w:t>Consider a developer modifying risky driver-initialization code in QEMU. After the change, the guest no longer reaches a useful shell and appears to stall during boot. Without a local fallback path, this is close to an opaque failure: the machine is no longer practically usable, yet it has not failed in a way that conveniently yields a shell, a clean crash dump, or an obvious next debugging step.</w:t>
+      </w:r>
+    </w:p>
+    <w:p>
+      <w:pPr>
+        <w:pStyle w:val="BodyText"/>
+        <w:jc w:val="both"/>
+      </w:pPr>
+      <w:r>
+        <w:rPr>
+          <w:rFonts w:ascii="Times New Roman" w:hAnsi="Times New Roman"/>
+          <w:sz w:val="20"/>
+        </w:rPr>
+        <w:t>VGADASH changes that situation by keeping the last meaningful kernel activity visible on screen. In the example shown in Figure 2, the logs page preserves the final probe-related messages and makes it clear that initialization advanced through BAR mapping before stalling in the device-ready timeout path. That is enough to turn "the VM hung" into a more useful diagnosis: the problem is likely in the timeout or readiness logic of the probe path, not in unrelated boot components. Figure 3 then shows the complementary state page, which confirms that the machine remains alive enough to respond through the dashboard path. This example captures the paper's central claim in concrete form: VGADASH helps diagnose a system that would otherwise be alive but effectively undiagnosable through normal shell-based interaction.</w:t>
       </w:r>
     </w:p>
     <w:p>
@@ -696,7 +656,7 @@
           <w:b/>
           <w:sz w:val="24"/>
         </w:rPr>
-        <w:t>7. Comparison with Existing Tools</w:t>
+        <w:t>6. Comparison with Existing Tools</w:t>
       </w:r>
     </w:p>
     <w:p>
@@ -722,7 +682,7 @@
           <w:rFonts w:ascii="Times New Roman" w:hAnsi="Times New Roman"/>
           <w:sz w:val="20"/>
         </w:rPr>
-        <w:t>Related systems work also helps position the project. Crash-only software argues that recovery-oriented systems should reduce the amount of state and machinery required to regain useful operation after failures [8]. That idea aligns with VGADASH's narrow fallback scope: preserve a small but dependable visibility path instead of reconstructing a full debugging environment. Otherworld explores application survival across kernel crashes by shifting recovery into a separate operating environment [9], which is conceptually adjacent but aimed at continuity rather than direct local observability. Reverse Debugging of Kernel Failures in Deployed Systems focuses on reconstructing kernel failures after deployment with reversible execution support [10]. In contrast, VGADASH is intentionally simpler and more immediate: it surfaces live failure-time information on the local screen rather than enabling post-hoc replay or heavyweight crash recovery.</w:t>
+        <w:t>Related systems work also helps position the paper. Crash-only software argues that recovery-oriented systems should reduce the amount of state and machinery required to regain useful operation after failures [8]. That idea aligns with VGADASH's narrow fallback scope: preserve a small but dependable visibility path instead of reconstructing a full debugging environment. Otherworld explores application survival across kernel crashes by shifting recovery into a separate operating environment [9], which is conceptually adjacent but aimed at continuity rather than direct local observability. Reverse Debugging of Kernel Failures in Deployed Systems focuses on reconstructing kernel failures after deployment with reversible execution support [10]. In contrast, VGADASH is intentionally simpler and more immediate: it surfaces live failure-time information on the local screen rather than enabling post-hoc replay or heavyweight crash recovery.</w:t>
       </w:r>
     </w:p>
     <w:p>
@@ -1288,7 +1248,7 @@
           <w:b/>
           <w:sz w:val="24"/>
         </w:rPr>
-        <w:t>8. Limitations</w:t>
+        <w:t>7. Limitations</w:t>
       </w:r>
     </w:p>
     <w:p>
@@ -1301,7 +1261,7 @@
           <w:rFonts w:ascii="Times New Roman" w:hAnsi="Times New Roman"/>
           <w:sz w:val="20"/>
         </w:rPr>
-        <w:t>The present prototype has several limitations that should be stated clearly. First, the visual behavior is validated primarily in Docker and QEMU, where VGA text mode and boot behavior are controllable [7]. That makes the prototype reproducible, but it also limits the scope of the paper's claims. Second, VGA text mode is inherently environment-dependent and should not be presented as universally available across all modern Linux deployments. Third, the system is a fallback observability surface, not a replacement for rich logging, tracing, and crash-analysis infrastructure.</w:t>
+        <w:t>The present prototype is evaluated primarily in QEMU, and that choice is intentional rather than incidental. QEMU is a realistic and widely used kernel-development environment, especially for risky boot-time and driver experiments, so it is an appropriate primary target for the current study [7]. The limitation is therefore not simply "it runs in an emulator," but that the evaluation still covers a controlled environment with a stable VGA text path and a host-controlled keyboard interface. Broader platform diversity, alternate display paths, and more varied virtual hardware have not yet been studied.</w:t>
       </w:r>
     </w:p>
     <w:p>
@@ -1314,7 +1274,33 @@
           <w:rFonts w:ascii="Times New Roman" w:hAnsi="Times New Roman"/>
           <w:sz w:val="20"/>
         </w:rPr>
-        <w:t>There are also functional limitations in the control path. SysRq is powerful, but it still depends on an operational enough system state for the relevant interrupt and deferred work path to run [1]. Hard lockups, disabled SysRq support, or platforms without a suitable VGA path can all reduce usefulness. These limitations do not invalidate the project's contribution, but they define its intended scope.</w:t>
+        <w:t>VGADASH is also scoped as a fallback observability surface, not a replacement for richer logging, tracing, and crash-analysis infrastructure. It is most effective when present before the failure occurs, because that keeps the recovery path independent of post-failure shell access. SysRq likewise assumes an operational enough system state for the relevant input and deferred-work path to run [1]. Hard lockups, disabled SysRq support, or environments without a suitable VGA text path can therefore reduce usefulness. These boundaries do not undermine the paper's contribution, but they define the class of failures for which the current design is intended.</w:t>
+      </w:r>
+    </w:p>
+    <w:p>
+      <w:pPr>
+        <w:pStyle w:val="Heading2"/>
+        <w:jc w:val="left"/>
+      </w:pPr>
+      <w:r>
+        <w:rPr>
+          <w:rFonts w:ascii="Times New Roman" w:hAnsi="Times New Roman"/>
+          <w:sz w:val="22"/>
+        </w:rPr>
+        <w:t>7.1 Threats to Validity</w:t>
+      </w:r>
+    </w:p>
+    <w:p>
+      <w:pPr>
+        <w:pStyle w:val="BodyText"/>
+        <w:jc w:val="both"/>
+      </w:pPr>
+      <w:r>
+        <w:rPr>
+          <w:rFonts w:ascii="Times New Roman" w:hAnsi="Times New Roman"/>
+          <w:sz w:val="20"/>
+        </w:rPr>
+        <w:t>The primary threat to validity is environmental bias: the probe-hang case study is a controlled fault model running in QEMU, and it does not represent every class of kernel failure. In particular, it preserves scheduler activity and avoids hard lockup behavior so that the diagnostic path remains usable. Another threat is workload coverage: the evaluation focuses on boot-time and early-initialization failures and does not explore all classes of kernel regressions. Finally, the prototype assumes SysRq is enabled and reachable, which may not hold in locked-down production systems.</w:t>
       </w:r>
     </w:p>
     <w:p>
@@ -1328,7 +1314,7 @@
           <w:b/>
           <w:sz w:val="24"/>
         </w:rPr>
-        <w:t>9. Future Work</w:t>
+        <w:t>8. Future Work</w:t>
       </w:r>
     </w:p>
     <w:p>
@@ -1354,7 +1340,7 @@
           <w:rFonts w:ascii="Times New Roman" w:hAnsi="Times New Roman"/>
           <w:sz w:val="20"/>
         </w:rPr>
-        <w:t>Another promising direction is richer state summarization. The current dashboard deliberately stays small, but future revisions could surface more failure-oriented summaries, such as crash-adjacent subsystem health indicators or more compact driver-related status signals. Operator ergonomics can also improve through better documentation and more polished workflows for repeated recovery use.</w:t>
+        <w:t>Another promising direction is richer state summarization. The current dashboard deliberately stays small, but future revisions could surface more failure-oriented summaries, such as crash-adjacent subsystem health indicators or more compact driver-related status signals. Operator ergonomics can also improve through more refined repeated-use workflows.</w:t>
       </w:r>
     </w:p>
     <w:p>
@@ -1367,7 +1353,7 @@
           <w:rFonts w:ascii="Times New Roman" w:hAnsi="Times New Roman"/>
           <w:sz w:val="20"/>
         </w:rPr>
-        <w:t>Finally, future evaluation could add lightweight metrics around responsiveness, rendering latency, and repeated invocation cost. Such data would not redefine the project, but it would strengthen the paper by complementing the current scenario-based evidence.</w:t>
+        <w:t>Finally, future evaluation could add lightweight metrics around responsiveness, rendering latency, and repeated invocation cost. Such data would not redefine the system, but they would strengthen the paper by complementing the current scenario-based evidence.</w:t>
       </w:r>
     </w:p>
     <w:p>
@@ -1381,7 +1367,7 @@
           <w:b/>
           <w:sz w:val="24"/>
         </w:rPr>
-        <w:t>10. Conclusion</w:t>
+        <w:t>9. Conclusion</w:t>
       </w:r>
     </w:p>
     <w:p>
@@ -1394,7 +1380,7 @@
           <w:rFonts w:ascii="Times New Roman" w:hAnsi="Times New Roman"/>
           <w:sz w:val="20"/>
         </w:rPr>
-        <w:t>VGADASH addresses a practical systems problem: the loss of observability when a Linux machine is still alive but no longer reachable through normal userspace-oriented debugging paths. By treating visibility as a kernel-resident fallback capability rather than as a userspace service, the project provides a local dashboard that remains aligned with failure-time needs.</w:t>
+        <w:t>VGADASH addresses a practical systems problem: the loss of observability when a Linux machine is still alive but no longer reachable through normal userspace-oriented debugging paths. By treating visibility as a kernel-resident fallback capability rather than as a userspace service, the system provides a local dashboard that remains aligned with failure-time needs.</w:t>
       </w:r>
     </w:p>
     <w:p>
@@ -1407,7 +1393,7 @@
           <w:rFonts w:ascii="Times New Roman" w:hAnsi="Times New Roman"/>
           <w:sz w:val="20"/>
         </w:rPr>
-        <w:t>The academic contribution of the project lies in showing that a small combination of low-level mechanisms--VGA text mode, in-kernel log capture, and SysRq-driven control--can be assembled into a useful recovery-oriented observability surface. The current implementation is intentionally limited, but it demonstrates that meaningful local visibility can be preserved under degraded conditions and validated in a reproducible environment.</w:t>
+        <w:t>The academic contribution of the paper lies in showing that a small combination of low-level mechanisms--VGA text mode, in-kernel log capture, and SysRq-driven control--can be assembled into a useful recovery-oriented observability surface. The present implementation is intentionally limited, but it demonstrates that meaningful local visibility can be preserved under degraded conditions and studied in a reproducible environment.</w:t>
       </w:r>
     </w:p>
     <w:p>

--- a/paper/output/vgadash_semester_paper_draft.docx
+++ b/paper/output/vgadash_semester_paper_draft.docx
@@ -96,6 +96,17 @@
     </w:p>
     <w:p>
       <w:pPr>
+        <w:sectPr>
+          <w:footerReference w:type="default" r:id="rId22"/>
+          <w:pgSz w:w="12240" w:h="15840"/>
+          <w:pgMar w:top="1440" w:right="1440" w:bottom="1440" w:left="1440" w:header="720" w:footer="720" w:gutter="0"/>
+          <w:pgNumType w:start="1"/>
+          <w:cols w:space="720"/>
+        </w:sectPr>
+      </w:pPr>
+    </w:p>
+    <w:p>
+      <w:pPr>
         <w:pStyle w:val="Heading1"/>
         <w:jc w:val="left"/>
       </w:pPr>
@@ -339,7 +350,7 @@
       <w:r>
         <w:drawing>
           <wp:inline xmlns:a="http://schemas.openxmlformats.org/drawingml/2006/main" xmlns:pic="http://schemas.openxmlformats.org/drawingml/2006/picture">
-            <wp:extent cx="4767072" cy="4206240"/>
+            <wp:extent cx="2880360" cy="2541494"/>
             <wp:docPr id="1" name="Picture 1"/>
             <wp:cNvGraphicFramePr>
               <a:graphicFrameLocks noChangeAspect="1"/>
@@ -360,7 +371,7 @@
                   <pic:spPr>
                     <a:xfrm>
                       <a:off x="0" y="0"/>
-                      <a:ext cx="4767072" cy="4206240"/>
+                      <a:ext cx="2880360" cy="2541494"/>
                     </a:xfrm>
                     <a:prstGeom prst="rect"/>
                   </pic:spPr>
@@ -483,7 +494,7 @@
       <w:r>
         <w:drawing>
           <wp:inline xmlns:a="http://schemas.openxmlformats.org/drawingml/2006/main" xmlns:pic="http://schemas.openxmlformats.org/drawingml/2006/picture">
-            <wp:extent cx="5669280" cy="3149600"/>
+            <wp:extent cx="2880360" cy="1600200"/>
             <wp:docPr id="2" name="Picture 2"/>
             <wp:cNvGraphicFramePr>
               <a:graphicFrameLocks noChangeAspect="1"/>
@@ -504,7 +515,7 @@
                   <pic:spPr>
                     <a:xfrm>
                       <a:off x="0" y="0"/>
-                      <a:ext cx="5669280" cy="3149600"/>
+                      <a:ext cx="2880360" cy="1600200"/>
                     </a:xfrm>
                     <a:prstGeom prst="rect"/>
                   </pic:spPr>
@@ -535,7 +546,7 @@
       <w:r>
         <w:drawing>
           <wp:inline xmlns:a="http://schemas.openxmlformats.org/drawingml/2006/main" xmlns:pic="http://schemas.openxmlformats.org/drawingml/2006/picture">
-            <wp:extent cx="5669280" cy="3149600"/>
+            <wp:extent cx="2880360" cy="1600200"/>
             <wp:docPr id="3" name="Picture 3"/>
             <wp:cNvGraphicFramePr>
               <a:graphicFrameLocks noChangeAspect="1"/>
@@ -556,7 +567,7 @@
                   <pic:spPr>
                     <a:xfrm>
                       <a:off x="0" y="0"/>
-                      <a:ext cx="5669280" cy="3149600"/>
+                      <a:ext cx="2880360" cy="1600200"/>
                     </a:xfrm>
                     <a:prstGeom prst="rect"/>
                   </pic:spPr>
@@ -715,6 +726,7 @@
     <w:tbl>
       <w:tblPr>
         <w:tblW w:type="auto" w:w="0"/>
+        <w:tblLayout w:type="fixed"/>
         <w:tblLook w:firstColumn="1" w:firstRow="1" w:lastColumn="0" w:lastRow="0" w:noHBand="0" w:noVBand="1" w:val="04A0"/>
         <w:tblBorders>
           <w:top w:val="single" w:sz="8" w:space="0" w:color="000000"/>
@@ -726,22 +738,22 @@
         </w:tblBorders>
       </w:tblPr>
       <w:tblGrid>
-        <w:gridCol w:w="1872"/>
-        <w:gridCol w:w="1872"/>
-        <w:gridCol w:w="1872"/>
-        <w:gridCol w:w="1872"/>
-        <w:gridCol w:w="1872"/>
+        <w:gridCol w:w="2016"/>
+        <w:gridCol w:w="2016"/>
+        <w:gridCol w:w="2016"/>
+        <w:gridCol w:w="2016"/>
+        <w:gridCol w:w="2016"/>
       </w:tblGrid>
       <w:tr>
         <w:tc>
           <w:tcPr>
-            <w:tcW w:type="dxa" w:w="1872"/>
+            <w:tcW w:type="dxa" w:w="1037"/>
           </w:tcPr>
           <w:p>
             <w:r>
               <w:rPr>
                 <w:rFonts w:ascii="Times New Roman" w:hAnsi="Times New Roman"/>
-                <w:sz w:val="18"/>
+                <w:sz w:val="16"/>
               </w:rPr>
               <w:t>Tool</w:t>
             </w:r>
@@ -749,13 +761,13 @@
         </w:tc>
         <w:tc>
           <w:tcPr>
-            <w:tcW w:type="dxa" w:w="1872"/>
+            <w:tcW w:type="dxa" w:w="1224"/>
           </w:tcPr>
           <w:p>
             <w:r>
               <w:rPr>
                 <w:rFonts w:ascii="Times New Roman" w:hAnsi="Times New Roman"/>
-                <w:sz w:val="18"/>
+                <w:sz w:val="16"/>
               </w:rPr>
               <w:t>Works without userspace</w:t>
             </w:r>
@@ -763,13 +775,13 @@
         </w:tc>
         <w:tc>
           <w:tcPr>
-            <w:tcW w:type="dxa" w:w="1872"/>
+            <w:tcW w:type="dxa" w:w="864"/>
           </w:tcPr>
           <w:p>
             <w:r>
               <w:rPr>
                 <w:rFonts w:ascii="Times New Roman" w:hAnsi="Times New Roman"/>
-                <w:sz w:val="18"/>
+                <w:sz w:val="16"/>
               </w:rPr>
               <w:t>Needs network</w:t>
             </w:r>
@@ -777,13 +789,13 @@
         </w:tc>
         <w:tc>
           <w:tcPr>
-            <w:tcW w:type="dxa" w:w="1872"/>
+            <w:tcW w:type="dxa" w:w="1037"/>
           </w:tcPr>
           <w:p>
             <w:r>
               <w:rPr>
                 <w:rFonts w:ascii="Times New Roman" w:hAnsi="Times New Roman"/>
-                <w:sz w:val="18"/>
+                <w:sz w:val="16"/>
               </w:rPr>
               <w:t>On-screen visibility</w:t>
             </w:r>
@@ -791,13 +803,13 @@
         </w:tc>
         <w:tc>
           <w:tcPr>
-            <w:tcW w:type="dxa" w:w="1872"/>
+            <w:tcW w:type="dxa" w:w="2232"/>
           </w:tcPr>
           <w:p>
             <w:r>
               <w:rPr>
                 <w:rFonts w:ascii="Times New Roman" w:hAnsi="Times New Roman"/>
-                <w:sz w:val="18"/>
+                <w:sz w:val="16"/>
               </w:rPr>
               <w:t>Best fit</w:t>
             </w:r>
@@ -807,13 +819,13 @@
       <w:tr>
         <w:tc>
           <w:tcPr>
-            <w:tcW w:type="dxa" w:w="1872"/>
+            <w:tcW w:type="dxa" w:w="1037"/>
           </w:tcPr>
           <w:p>
             <w:r>
               <w:rPr>
                 <w:rFonts w:ascii="Times New Roman" w:hAnsi="Times New Roman"/>
-                <w:sz w:val="18"/>
+                <w:sz w:val="16"/>
               </w:rPr>
               <w:t>VGADASH</w:t>
             </w:r>
@@ -821,13 +833,13 @@
         </w:tc>
         <w:tc>
           <w:tcPr>
-            <w:tcW w:type="dxa" w:w="1872"/>
+            <w:tcW w:type="dxa" w:w="1224"/>
           </w:tcPr>
           <w:p>
             <w:r>
               <w:rPr>
                 <w:rFonts w:ascii="Times New Roman" w:hAnsi="Times New Roman"/>
-                <w:sz w:val="18"/>
+                <w:sz w:val="16"/>
               </w:rPr>
               <w:t>Yes</w:t>
             </w:r>
@@ -835,13 +847,13 @@
         </w:tc>
         <w:tc>
           <w:tcPr>
-            <w:tcW w:type="dxa" w:w="1872"/>
+            <w:tcW w:type="dxa" w:w="864"/>
           </w:tcPr>
           <w:p>
             <w:r>
               <w:rPr>
                 <w:rFonts w:ascii="Times New Roman" w:hAnsi="Times New Roman"/>
-                <w:sz w:val="18"/>
+                <w:sz w:val="16"/>
               </w:rPr>
               <w:t>No</w:t>
             </w:r>
@@ -849,13 +861,13 @@
         </w:tc>
         <w:tc>
           <w:tcPr>
-            <w:tcW w:type="dxa" w:w="1872"/>
+            <w:tcW w:type="dxa" w:w="1037"/>
           </w:tcPr>
           <w:p>
             <w:r>
               <w:rPr>
                 <w:rFonts w:ascii="Times New Roman" w:hAnsi="Times New Roman"/>
-                <w:sz w:val="18"/>
+                <w:sz w:val="16"/>
               </w:rPr>
               <w:t>Yes</w:t>
             </w:r>
@@ -863,13 +875,13 @@
         </w:tc>
         <w:tc>
           <w:tcPr>
-            <w:tcW w:type="dxa" w:w="1872"/>
+            <w:tcW w:type="dxa" w:w="2232"/>
           </w:tcPr>
           <w:p>
             <w:r>
               <w:rPr>
                 <w:rFonts w:ascii="Times New Roman" w:hAnsi="Times New Roman"/>
-                <w:sz w:val="18"/>
+                <w:sz w:val="16"/>
               </w:rPr>
               <w:t>Alive-but-unusable systems needing local visibility</w:t>
             </w:r>
@@ -879,13 +891,13 @@
       <w:tr>
         <w:tc>
           <w:tcPr>
-            <w:tcW w:type="dxa" w:w="1872"/>
+            <w:tcW w:type="dxa" w:w="1037"/>
           </w:tcPr>
           <w:p>
             <w:r>
               <w:rPr>
                 <w:rFonts w:ascii="Times New Roman" w:hAnsi="Times New Roman"/>
-                <w:sz w:val="18"/>
+                <w:sz w:val="16"/>
               </w:rPr>
               <w:t>SysRq</w:t>
             </w:r>
@@ -893,13 +905,13 @@
         </w:tc>
         <w:tc>
           <w:tcPr>
-            <w:tcW w:type="dxa" w:w="1872"/>
+            <w:tcW w:type="dxa" w:w="1224"/>
           </w:tcPr>
           <w:p>
             <w:r>
               <w:rPr>
                 <w:rFonts w:ascii="Times New Roman" w:hAnsi="Times New Roman"/>
-                <w:sz w:val="18"/>
+                <w:sz w:val="16"/>
               </w:rPr>
               <w:t>Yes</w:t>
             </w:r>
@@ -907,13 +919,13 @@
         </w:tc>
         <w:tc>
           <w:tcPr>
-            <w:tcW w:type="dxa" w:w="1872"/>
+            <w:tcW w:type="dxa" w:w="864"/>
           </w:tcPr>
           <w:p>
             <w:r>
               <w:rPr>
                 <w:rFonts w:ascii="Times New Roman" w:hAnsi="Times New Roman"/>
-                <w:sz w:val="18"/>
+                <w:sz w:val="16"/>
               </w:rPr>
               <w:t>No</w:t>
             </w:r>
@@ -921,13 +933,13 @@
         </w:tc>
         <w:tc>
           <w:tcPr>
-            <w:tcW w:type="dxa" w:w="1872"/>
+            <w:tcW w:type="dxa" w:w="1037"/>
           </w:tcPr>
           <w:p>
             <w:r>
               <w:rPr>
                 <w:rFonts w:ascii="Times New Roman" w:hAnsi="Times New Roman"/>
-                <w:sz w:val="18"/>
+                <w:sz w:val="16"/>
               </w:rPr>
               <w:t>No</w:t>
             </w:r>
@@ -935,13 +947,13 @@
         </w:tc>
         <w:tc>
           <w:tcPr>
-            <w:tcW w:type="dxa" w:w="1872"/>
+            <w:tcW w:type="dxa" w:w="2232"/>
           </w:tcPr>
           <w:p>
             <w:r>
               <w:rPr>
                 <w:rFonts w:ascii="Times New Roman" w:hAnsi="Times New Roman"/>
-                <w:sz w:val="18"/>
+                <w:sz w:val="16"/>
               </w:rPr>
               <w:t>Emergency commands without integrated display</w:t>
             </w:r>
@@ -951,13 +963,13 @@
       <w:tr>
         <w:tc>
           <w:tcPr>
-            <w:tcW w:type="dxa" w:w="1872"/>
+            <w:tcW w:type="dxa" w:w="1037"/>
           </w:tcPr>
           <w:p>
             <w:r>
               <w:rPr>
                 <w:rFonts w:ascii="Times New Roman" w:hAnsi="Times New Roman"/>
-                <w:sz w:val="18"/>
+                <w:sz w:val="16"/>
               </w:rPr>
               <w:t>netconsole</w:t>
             </w:r>
@@ -965,13 +977,13 @@
         </w:tc>
         <w:tc>
           <w:tcPr>
-            <w:tcW w:type="dxa" w:w="1872"/>
+            <w:tcW w:type="dxa" w:w="1224"/>
           </w:tcPr>
           <w:p>
             <w:r>
               <w:rPr>
                 <w:rFonts w:ascii="Times New Roman" w:hAnsi="Times New Roman"/>
-                <w:sz w:val="18"/>
+                <w:sz w:val="16"/>
               </w:rPr>
               <w:t>Yes</w:t>
             </w:r>
@@ -979,13 +991,13 @@
         </w:tc>
         <w:tc>
           <w:tcPr>
-            <w:tcW w:type="dxa" w:w="1872"/>
+            <w:tcW w:type="dxa" w:w="864"/>
           </w:tcPr>
           <w:p>
             <w:r>
               <w:rPr>
                 <w:rFonts w:ascii="Times New Roman" w:hAnsi="Times New Roman"/>
-                <w:sz w:val="18"/>
+                <w:sz w:val="16"/>
               </w:rPr>
               <w:t>Yes</w:t>
             </w:r>
@@ -993,13 +1005,13 @@
         </w:tc>
         <w:tc>
           <w:tcPr>
-            <w:tcW w:type="dxa" w:w="1872"/>
+            <w:tcW w:type="dxa" w:w="1037"/>
           </w:tcPr>
           <w:p>
             <w:r>
               <w:rPr>
                 <w:rFonts w:ascii="Times New Roman" w:hAnsi="Times New Roman"/>
-                <w:sz w:val="18"/>
+                <w:sz w:val="16"/>
               </w:rPr>
               <w:t>No</w:t>
             </w:r>
@@ -1007,13 +1019,13 @@
         </w:tc>
         <w:tc>
           <w:tcPr>
-            <w:tcW w:type="dxa" w:w="1872"/>
+            <w:tcW w:type="dxa" w:w="2232"/>
           </w:tcPr>
           <w:p>
             <w:r>
               <w:rPr>
                 <w:rFonts w:ascii="Times New Roman" w:hAnsi="Times New Roman"/>
-                <w:sz w:val="18"/>
+                <w:sz w:val="16"/>
               </w:rPr>
               <w:t>Remote log export when networking is healthy</w:t>
             </w:r>
@@ -1023,13 +1035,13 @@
       <w:tr>
         <w:tc>
           <w:tcPr>
-            <w:tcW w:type="dxa" w:w="1872"/>
+            <w:tcW w:type="dxa" w:w="1037"/>
           </w:tcPr>
           <w:p>
             <w:r>
               <w:rPr>
                 <w:rFonts w:ascii="Times New Roman" w:hAnsi="Times New Roman"/>
-                <w:sz w:val="18"/>
+                <w:sz w:val="16"/>
               </w:rPr>
               <w:t>pstore / ramoops</w:t>
             </w:r>
@@ -1037,13 +1049,13 @@
         </w:tc>
         <w:tc>
           <w:tcPr>
-            <w:tcW w:type="dxa" w:w="1872"/>
+            <w:tcW w:type="dxa" w:w="1224"/>
           </w:tcPr>
           <w:p>
             <w:r>
               <w:rPr>
                 <w:rFonts w:ascii="Times New Roman" w:hAnsi="Times New Roman"/>
-                <w:sz w:val="18"/>
+                <w:sz w:val="16"/>
               </w:rPr>
               <w:t>Partly</w:t>
             </w:r>
@@ -1051,13 +1063,13 @@
         </w:tc>
         <w:tc>
           <w:tcPr>
-            <w:tcW w:type="dxa" w:w="1872"/>
+            <w:tcW w:type="dxa" w:w="864"/>
           </w:tcPr>
           <w:p>
             <w:r>
               <w:rPr>
                 <w:rFonts w:ascii="Times New Roman" w:hAnsi="Times New Roman"/>
-                <w:sz w:val="18"/>
+                <w:sz w:val="16"/>
               </w:rPr>
               <w:t>No</w:t>
             </w:r>
@@ -1065,13 +1077,13 @@
         </w:tc>
         <w:tc>
           <w:tcPr>
-            <w:tcW w:type="dxa" w:w="1872"/>
+            <w:tcW w:type="dxa" w:w="1037"/>
           </w:tcPr>
           <w:p>
             <w:r>
               <w:rPr>
                 <w:rFonts w:ascii="Times New Roman" w:hAnsi="Times New Roman"/>
-                <w:sz w:val="18"/>
+                <w:sz w:val="16"/>
               </w:rPr>
               <w:t>No</w:t>
             </w:r>
@@ -1079,13 +1091,13 @@
         </w:tc>
         <w:tc>
           <w:tcPr>
-            <w:tcW w:type="dxa" w:w="1872"/>
+            <w:tcW w:type="dxa" w:w="2232"/>
           </w:tcPr>
           <w:p>
             <w:r>
               <w:rPr>
                 <w:rFonts w:ascii="Times New Roman" w:hAnsi="Times New Roman"/>
-                <w:sz w:val="18"/>
+                <w:sz w:val="16"/>
               </w:rPr>
               <w:t>Post-reboot crash evidence</w:t>
             </w:r>
@@ -1095,13 +1107,13 @@
       <w:tr>
         <w:tc>
           <w:tcPr>
-            <w:tcW w:type="dxa" w:w="1872"/>
+            <w:tcW w:type="dxa" w:w="1037"/>
           </w:tcPr>
           <w:p>
             <w:r>
               <w:rPr>
                 <w:rFonts w:ascii="Times New Roman" w:hAnsi="Times New Roman"/>
-                <w:sz w:val="18"/>
+                <w:sz w:val="16"/>
               </w:rPr>
               <w:t>kdump</w:t>
             </w:r>
@@ -1109,13 +1121,13 @@
         </w:tc>
         <w:tc>
           <w:tcPr>
-            <w:tcW w:type="dxa" w:w="1872"/>
+            <w:tcW w:type="dxa" w:w="1224"/>
           </w:tcPr>
           <w:p>
             <w:r>
               <w:rPr>
                 <w:rFonts w:ascii="Times New Roman" w:hAnsi="Times New Roman"/>
-                <w:sz w:val="18"/>
+                <w:sz w:val="16"/>
               </w:rPr>
               <w:t>Partly</w:t>
             </w:r>
@@ -1123,13 +1135,13 @@
         </w:tc>
         <w:tc>
           <w:tcPr>
-            <w:tcW w:type="dxa" w:w="1872"/>
+            <w:tcW w:type="dxa" w:w="864"/>
           </w:tcPr>
           <w:p>
             <w:r>
               <w:rPr>
                 <w:rFonts w:ascii="Times New Roman" w:hAnsi="Times New Roman"/>
-                <w:sz w:val="18"/>
+                <w:sz w:val="16"/>
               </w:rPr>
               <w:t>No</w:t>
             </w:r>
@@ -1137,13 +1149,13 @@
         </w:tc>
         <w:tc>
           <w:tcPr>
-            <w:tcW w:type="dxa" w:w="1872"/>
+            <w:tcW w:type="dxa" w:w="1037"/>
           </w:tcPr>
           <w:p>
             <w:r>
               <w:rPr>
                 <w:rFonts w:ascii="Times New Roman" w:hAnsi="Times New Roman"/>
-                <w:sz w:val="18"/>
+                <w:sz w:val="16"/>
               </w:rPr>
               <w:t>No</w:t>
             </w:r>
@@ -1151,13 +1163,13 @@
         </w:tc>
         <w:tc>
           <w:tcPr>
-            <w:tcW w:type="dxa" w:w="1872"/>
+            <w:tcW w:type="dxa" w:w="2232"/>
           </w:tcPr>
           <w:p>
             <w:r>
               <w:rPr>
                 <w:rFonts w:ascii="Times New Roman" w:hAnsi="Times New Roman"/>
-                <w:sz w:val="18"/>
+                <w:sz w:val="16"/>
               </w:rPr>
               <w:t>Post-mortem crash capture</w:t>
             </w:r>
@@ -1167,13 +1179,13 @@
       <w:tr>
         <w:tc>
           <w:tcPr>
-            <w:tcW w:type="dxa" w:w="1872"/>
+            <w:tcW w:type="dxa" w:w="1037"/>
           </w:tcPr>
           <w:p>
             <w:r>
               <w:rPr>
                 <w:rFonts w:ascii="Times New Roman" w:hAnsi="Times New Roman"/>
-                <w:sz w:val="18"/>
+                <w:sz w:val="16"/>
               </w:rPr>
               <w:t>earlyprintk</w:t>
             </w:r>
@@ -1181,13 +1193,13 @@
         </w:tc>
         <w:tc>
           <w:tcPr>
-            <w:tcW w:type="dxa" w:w="1872"/>
+            <w:tcW w:type="dxa" w:w="1224"/>
           </w:tcPr>
           <w:p>
             <w:r>
               <w:rPr>
                 <w:rFonts w:ascii="Times New Roman" w:hAnsi="Times New Roman"/>
-                <w:sz w:val="18"/>
+                <w:sz w:val="16"/>
               </w:rPr>
               <w:t>Yes</w:t>
             </w:r>
@@ -1195,13 +1207,13 @@
         </w:tc>
         <w:tc>
           <w:tcPr>
-            <w:tcW w:type="dxa" w:w="1872"/>
+            <w:tcW w:type="dxa" w:w="864"/>
           </w:tcPr>
           <w:p>
             <w:r>
               <w:rPr>
                 <w:rFonts w:ascii="Times New Roman" w:hAnsi="Times New Roman"/>
-                <w:sz w:val="18"/>
+                <w:sz w:val="16"/>
               </w:rPr>
               <w:t>No</w:t>
             </w:r>
@@ -1209,13 +1221,13 @@
         </w:tc>
         <w:tc>
           <w:tcPr>
-            <w:tcW w:type="dxa" w:w="1872"/>
+            <w:tcW w:type="dxa" w:w="1037"/>
           </w:tcPr>
           <w:p>
             <w:r>
               <w:rPr>
                 <w:rFonts w:ascii="Times New Roman" w:hAnsi="Times New Roman"/>
-                <w:sz w:val="18"/>
+                <w:sz w:val="16"/>
               </w:rPr>
               <w:t>Sometimes</w:t>
             </w:r>
@@ -1223,13 +1235,13 @@
         </w:tc>
         <w:tc>
           <w:tcPr>
-            <w:tcW w:type="dxa" w:w="1872"/>
+            <w:tcW w:type="dxa" w:w="2232"/>
           </w:tcPr>
           <w:p>
             <w:r>
               <w:rPr>
                 <w:rFonts w:ascii="Times New Roman" w:hAnsi="Times New Roman"/>
-                <w:sz w:val="18"/>
+                <w:sz w:val="16"/>
               </w:rPr>
               <w:t>Very early boot logging only</w:t>
             </w:r>
@@ -1531,11 +1543,11 @@
       </w:r>
     </w:p>
     <w:sectPr>
-      <w:footerReference w:type="default" r:id="rId22"/>
+      <w:type w:val="continuous"/>
       <w:pgSz w:w="12240" w:h="15840"/>
-      <w:pgMar w:top="1440" w:right="1440" w:bottom="1440" w:left="1440" w:header="720" w:footer="720" w:gutter="0"/>
+      <w:pgMar w:top="1080" w:right="1080" w:bottom="1080" w:left="1080" w:header="720" w:footer="720" w:gutter="0"/>
       <w:pgNumType w:start="1"/>
-      <w:cols w:space="720"/>
+      <w:cols w:space="720" w:num="2"/>
     </w:sectPr>
   </w:body>
 </w:document>
@@ -1573,6 +1585,12 @@
       <w:pStyle w:val="Footer"/>
       <w:jc w:val="center"/>
     </w:pPr>
+    <w:r>
+      <w:rPr>
+        <w:rFonts w:ascii="Times New Roman" w:hAnsi="Times New Roman"/>
+        <w:sz w:val="20"/>
+      </w:rPr>
+    </w:r>
     <w:r>
       <w:rPr>
         <w:rFonts w:ascii="Times New Roman" w:hAnsi="Times New Roman"/>
